--- a/java-se/exercicios/Exercicios.docx
+++ b/java-se/exercicios/Exercicios.docx
@@ -1186,8 +1186,18 @@
           <w:rFonts w:ascii="Times New Roman" w:hAnsi="Times New Roman" w:cs="Times New Roman"/>
         </w:rPr>
         <w:lastRenderedPageBreak/>
-        <w:t xml:space="preserve">Desenvolva uma interface que solicite ao usuário vários números e exiba estatísticas que considere todos esses números quando o usuário informar o número zero, como a seguir. </w:t>
-      </w:r>
+        <w:t>Desenvolva uma interface que solicite ao usuário vários números e exiba estatísticas que considere todos esses números quando o usuário informar o número zero, como a seguir.</w:t>
+      </w:r>
+    </w:p>
+    <w:p>
+      <w:pPr>
+        <w:pStyle w:val="ListParagraph"/>
+        <w:ind w:left="360"/>
+        <w:jc w:val="both"/>
+        <w:rPr>
+          <w:rFonts w:ascii="Times New Roman" w:hAnsi="Times New Roman" w:cs="Times New Roman"/>
+        </w:rPr>
+      </w:pPr>
       <w:r>
         <w:rPr>
           <w:rFonts w:ascii="Times New Roman" w:hAnsi="Times New Roman" w:cs="Times New Roman"/>
@@ -1469,7 +1479,19 @@
         <w:rPr>
           <w:rFonts w:ascii="Times New Roman" w:hAnsi="Times New Roman" w:cs="Times New Roman"/>
         </w:rPr>
-        <w:t>Para as operações de adicionar e remover, o usuário deve clicar no elemento desejado, localizado no painel a direita e clicar na operação desejada: caso seja Remover, este elemento deve ser trocado por zero, e, caso seja Adicionar, este elemento deve ser atualizado pelo  valor digitado no input.</w:t>
+        <w:t xml:space="preserve">Para as operações de adicionar e remover, o usuário deve clicar no elemento desejado, localizado no painel a direita e clicar na operação desejada: caso seja Remover, este elemento deve ser trocado por zero, e, caso seja Adicionar, este elemento deve ser atualizado pelo  valor digitado no </w:t>
+      </w:r>
+      <w:r>
+        <w:rPr>
+          <w:rFonts w:ascii="Times New Roman" w:hAnsi="Times New Roman" w:cs="Times New Roman"/>
+        </w:rPr>
+        <w:t>spinner box</w:t>
+      </w:r>
+      <w:r>
+        <w:rPr>
+          <w:rFonts w:ascii="Times New Roman" w:hAnsi="Times New Roman" w:cs="Times New Roman"/>
+        </w:rPr>
+        <w:t>.</w:t>
       </w:r>
     </w:p>
     <w:p>
@@ -1587,6 +1609,14 @@
         </w:rPr>
         <w:t>Preenchimento de um vetor</w:t>
       </w:r>
+      <w:r>
+        <w:rPr>
+          <w:rFonts w:ascii="Times New Roman" w:hAnsi="Times New Roman" w:cs="Times New Roman"/>
+          <w:sz w:val="20"/>
+          <w:szCs w:val="20"/>
+        </w:rPr>
+        <w:t xml:space="preserve"> dinâmico</w:t>
+      </w:r>
     </w:p>
     <w:p>
       <w:pPr>
@@ -1917,6 +1947,20 @@
           <w:lang w:val="en-US"/>
         </w:rPr>
         <w:t>11.</w:t>
+      </w:r>
+      <w:r>
+        <w:rPr>
+          <w:rFonts w:ascii="Times New Roman" w:hAnsi="Times New Roman" w:cs="Times New Roman"/>
+          <w:lang w:val="en-US"/>
+        </w:rPr>
+        <w:t xml:space="preserve"> </w:t>
+      </w:r>
+      <w:r>
+        <w:rPr>
+          <w:rFonts w:ascii="Times New Roman" w:hAnsi="Times New Roman" w:cs="Times New Roman"/>
+          <w:lang w:val="en-US"/>
+        </w:rPr>
+        <w:t>DynamicVectorSwing</w:t>
       </w:r>
     </w:p>
     <w:p>
